--- a/docs/02_AI_USAGE_LOG.docx
+++ b/docs/02_AI_USAGE_LOG.docx
@@ -12,7 +12,7 @@
           <w:rFonts w:ascii="Sarabun" w:hAnsi="Sarabun"/>
           <w:b/>
           <w:color w:val="0F172A"/>
-          <w:sz w:val="40"/>
+          <w:sz w:val="36"/>
         </w:rPr>
         <w:t>บันทึกการใช้งาน AI อย่างรับผิดชอบ (Responsible AI Usage Log)</w:t>
       </w:r>
@@ -27,7 +27,7 @@
           <w:rFonts w:ascii="Sarabun" w:hAnsi="Sarabun"/>
           <w:b/>
           <w:color w:val="1E3A8A"/>
-          <w:sz w:val="30"/>
+          <w:sz w:val="28"/>
         </w:rPr>
         <w:t>โครงงาน: EBOOK_ONLINE (Mini Project Database ร้านขาย E-Book)</w:t>
       </w:r>
@@ -66,7 +66,7 @@
         <w:rPr>
           <w:rFonts w:ascii="Sarabun" w:hAnsi="Sarabun"/>
           <w:b/>
-          <w:color w:val="334155"/>
+          <w:color w:val="256333"/>
           <w:sz w:val="26"/>
         </w:rPr>
         <w:t>👥 รายชื่อสมาชิกผู้รับผิดชอบการตรวจสอบ</w:t>
@@ -121,7 +121,7 @@
         <w:rPr>
           <w:rFonts w:ascii="Sarabun" w:hAnsi="Sarabun"/>
           <w:b/>
-          <w:color w:val="334155"/>
+          <w:color w:val="256333"/>
           <w:sz w:val="26"/>
         </w:rPr>
         <w:t>⚖️ กฎบัตรและแนวทางการใช้งาน AI (ตามเกณฑ์ข้อ 12 ในใบงาน)</w:t>
@@ -354,7 +354,7 @@
         <w:rPr>
           <w:rFonts w:ascii="Sarabun" w:hAnsi="Sarabun"/>
           <w:b/>
-          <w:color w:val="334155"/>
+          <w:color w:val="256333"/>
           <w:sz w:val="26"/>
         </w:rPr>
         <w:t>📝 บันทึกการใช้ AI ของกลุ่ม (AI Usage Log of EBOOK_ONLINE)</w:t>
@@ -1293,7 +1293,7 @@
         <w:rPr>
           <w:rFonts w:ascii="Sarabun" w:hAnsi="Sarabun"/>
           <w:b/>
-          <w:color w:val="334155"/>
+          <w:color w:val="256333"/>
           <w:sz w:val="26"/>
         </w:rPr>
         <w:t>🛡️ การยืนยันความปลอดภัยและความถูกต้อง (Compliance Statement)</w:t>

--- a/docs/02_AI_USAGE_LOG.docx
+++ b/docs/02_AI_USAGE_LOG.docx
@@ -5,14 +5,16 @@
     <w:p>
       <w:pPr>
         <w:pStyle w:val="Heading1"/>
-        <w:spacing w:before="280" w:after="160"/>
+        <w:spacing w:before="280" w:after="120"/>
       </w:pPr>
       <w:r>
         <w:rPr>
-          <w:rFonts w:ascii="Sarabun" w:hAnsi="Sarabun"/>
+          <w:rFonts w:ascii="TH Sarabun New" w:hAnsi="TH Sarabun New"/>
           <w:b/>
+          <w:i w:val="0"/>
           <w:color w:val="0F172A"/>
-          <w:sz w:val="36"/>
+          <w:sz w:val="40"/>
+          <w:rFonts w:ascii="TH Sarabun New" w:hAnsi="TH Sarabun New" w:cs="TH Sarabun New"/>
         </w:rPr>
         <w:t>บันทึกการใช้งาน AI อย่างรับผิดชอบ (Responsible AI Usage Log)</w:t>
       </w:r>
@@ -20,39 +22,44 @@
     <w:p>
       <w:pPr>
         <w:pStyle w:val="Heading2"/>
-        <w:spacing w:before="240" w:after="120"/>
+        <w:spacing w:before="240" w:after="80"/>
       </w:pPr>
       <w:r>
         <w:rPr>
-          <w:rFonts w:ascii="Sarabun" w:hAnsi="Sarabun"/>
+          <w:rFonts w:ascii="TH Sarabun New" w:hAnsi="TH Sarabun New"/>
           <w:b/>
+          <w:i w:val="0"/>
           <w:color w:val="1E3A8A"/>
-          <w:sz w:val="28"/>
+          <w:sz w:val="36"/>
+          <w:rFonts w:ascii="TH Sarabun New" w:hAnsi="TH Sarabun New" w:cs="TH Sarabun New"/>
         </w:rPr>
         <w:t>โครงงาน: EBOOK_ONLINE (Mini Project Database ร้านขาย E-Book)</w:t>
       </w:r>
     </w:p>
     <w:p>
       <w:pPr>
-        <w:spacing w:after="120" w:line="300" w:lineRule="auto"/>
+        <w:spacing w:after="80" w:line="288" w:lineRule="auto"/>
       </w:pPr>
       <w:r>
         <w:rPr>
-          <w:rFonts w:ascii="Sarabun" w:hAnsi="Sarabun"/>
+          <w:rFonts w:ascii="TH Sarabun New" w:hAnsi="TH Sarabun New"/>
+          <w:b w:val="0"/>
+          <w:i w:val="0"/>
           <w:color w:val="1E293B"/>
-          <w:sz w:val="22"/>
+          <w:sz w:val="32"/>
+          <w:rFonts w:ascii="TH Sarabun New" w:hAnsi="TH Sarabun New" w:cs="TH Sarabun New"/>
         </w:rPr>
         <w:t>เอกสารนี้จัดทำขึ้นตามเกณฑ์ข้อ 12 ในใบงาน Mini Project Database ร้านขาย E-Book ประจำปีการศึกษา 2026 เพื่อแสดงความโปร่งใส ความรับผิดชอบ และการตรวจสอบความถูกต้องโดยสมาชิกกลุ่มทั้งสองคน</w:t>
       </w:r>
     </w:p>
     <w:p>
       <w:pPr>
-        <w:spacing w:before="120" w:after="120"/>
+        <w:spacing w:before="80" w:after="80"/>
       </w:pPr>
       <w:r>
         <w:rPr>
           <w:color w:val="CBD5E1"/>
-          <w:sz w:val="18"/>
+          <w:sz w:val="16"/>
         </w:rPr>
         <w:t>__________________________________________________________________________</w:t>
       </w:r>
@@ -64,10 +71,12 @@
       </w:pPr>
       <w:r>
         <w:rPr>
-          <w:rFonts w:ascii="Sarabun" w:hAnsi="Sarabun"/>
+          <w:rFonts w:ascii="TH Sarabun New" w:hAnsi="TH Sarabun New"/>
           <w:b/>
+          <w:i w:val="0"/>
           <w:color w:val="256333"/>
-          <w:sz w:val="26"/>
+          <w:sz w:val="32"/>
+          <w:rFonts w:ascii="TH Sarabun New" w:hAnsi="TH Sarabun New" w:cs="TH Sarabun New"/>
         </w:rPr>
         <w:t>👥 รายชื่อสมาชิกผู้รับผิดชอบการตรวจสอบ</w:t>
       </w:r>
@@ -75,13 +84,16 @@
     <w:p>
       <w:pPr>
         <w:pStyle w:val="ListNumber"/>
-        <w:spacing w:after="60"/>
+        <w:spacing w:after="40"/>
       </w:pPr>
       <w:r>
         <w:rPr>
-          <w:rFonts w:ascii="Sarabun" w:hAnsi="Sarabun"/>
+          <w:rFonts w:ascii="TH Sarabun New" w:hAnsi="TH Sarabun New"/>
+          <w:b w:val="0"/>
+          <w:i w:val="0"/>
           <w:color w:val="1E293B"/>
-          <w:sz w:val="21"/>
+          <w:sz w:val="32"/>
+          <w:rFonts w:ascii="TH Sarabun New" w:hAnsi="TH Sarabun New" w:cs="TH Sarabun New"/>
         </w:rPr>
         <w:t>นายธนวัฒน์ นามเหง้า (รหัส `67332110293-4`)</w:t>
       </w:r>
@@ -89,25 +101,28 @@
     <w:p>
       <w:pPr>
         <w:pStyle w:val="ListNumber"/>
-        <w:spacing w:after="60"/>
+        <w:spacing w:after="40"/>
       </w:pPr>
       <w:r>
         <w:rPr>
-          <w:rFonts w:ascii="Sarabun" w:hAnsi="Sarabun"/>
+          <w:rFonts w:ascii="TH Sarabun New" w:hAnsi="TH Sarabun New"/>
+          <w:b w:val="0"/>
+          <w:i w:val="0"/>
           <w:color w:val="1E293B"/>
-          <w:sz w:val="21"/>
+          <w:sz w:val="32"/>
+          <w:rFonts w:ascii="TH Sarabun New" w:hAnsi="TH Sarabun New" w:cs="TH Sarabun New"/>
         </w:rPr>
         <w:t>นายภานุวัฒน์ แสงเครือ (รหัส `67332110248-5`)</w:t>
       </w:r>
     </w:p>
     <w:p>
       <w:pPr>
-        <w:spacing w:before="120" w:after="120"/>
+        <w:spacing w:before="80" w:after="80"/>
       </w:pPr>
       <w:r>
         <w:rPr>
           <w:color w:val="CBD5E1"/>
-          <w:sz w:val="18"/>
+          <w:sz w:val="16"/>
         </w:rPr>
         <w:t>__________________________________________________________________________</w:t>
       </w:r>
@@ -119,10 +134,12 @@
       </w:pPr>
       <w:r>
         <w:rPr>
-          <w:rFonts w:ascii="Sarabun" w:hAnsi="Sarabun"/>
+          <w:rFonts w:ascii="TH Sarabun New" w:hAnsi="TH Sarabun New"/>
           <w:b/>
+          <w:i w:val="0"/>
           <w:color w:val="256333"/>
-          <w:sz w:val="26"/>
+          <w:sz w:val="32"/>
+          <w:rFonts w:ascii="TH Sarabun New" w:hAnsi="TH Sarabun New" w:cs="TH Sarabun New"/>
         </w:rPr>
         <w:t>⚖️ กฎบัตรและแนวทางการใช้งาน AI (ตามเกณฑ์ข้อ 12 ในใบงาน)</w:t>
       </w:r>
@@ -142,10 +159,10 @@
             <w:tcW w:type="dxa" w:w="9360"/>
             <w:shd w:fill="EFF6FF"/>
             <w:tcMar>
-              <w:top w:w="100" w:type="dxa"/>
-              <w:bottom w:w="100" w:type="dxa"/>
-              <w:left w:w="150" w:type="dxa"/>
-              <w:right w:w="150" w:type="dxa"/>
+              <w:top w:w="80" w:type="dxa"/>
+              <w:bottom w:w="80" w:type="dxa"/>
+              <w:left w:w="140" w:type="dxa"/>
+              <w:right w:w="140" w:type="dxa"/>
             </w:tcMar>
           </w:tcPr>
           <w:p>
@@ -154,9 +171,12 @@
             </w:pPr>
             <w:r>
               <w:rPr>
-                <w:rFonts w:ascii="Sarabun" w:hAnsi="Sarabun"/>
+                <w:rFonts w:ascii="TH Sarabun New" w:hAnsi="TH Sarabun New"/>
+                <w:b w:val="0"/>
+                <w:i w:val="0"/>
                 <w:color w:val="1E3A8A"/>
-                <w:sz w:val="20"/>
+                <w:sz w:val="30"/>
+                <w:rFonts w:ascii="TH Sarabun New" w:hAnsi="TH Sarabun New" w:cs="TH Sarabun New"/>
               </w:rPr>
               <w:t>หลักการสำคัญ: อนุญาตให้ใช้ AI เพื่อช่วยคิดขอบเขต ออกแบบ ERD ร่าง SQL เขียนโค้ด สร้างข้อมูลตัวอย่าง ตรวจข้อผิดพลาด และจัดทำเอกสารได้ สมาชิกต้องตรวจสอบผลลัพธ์ก่อนใช้ ปรับให้ตรงกับระบบของกลุ่ม และอธิบายได้ว่าแต่ละส่วนทำงานอย่างไร</w:t>
             </w:r>
@@ -193,20 +213,22 @@
           <w:tcPr>
             <w:tcW w:type="dxa" w:w="3120"/>
             <w:tcMar>
-              <w:top w:w="120" w:type="dxa"/>
-              <w:bottom w:w="120" w:type="dxa"/>
-              <w:left w:w="150" w:type="dxa"/>
-              <w:right w:w="150" w:type="dxa"/>
+              <w:top w:w="100" w:type="dxa"/>
+              <w:bottom w:w="100" w:type="dxa"/>
+              <w:left w:w="130" w:type="dxa"/>
+              <w:right w:w="130" w:type="dxa"/>
             </w:tcMar>
             <w:shd w:fill="1E3A8A"/>
           </w:tcPr>
           <w:p>
             <w:r>
               <w:rPr>
-                <w:rFonts w:ascii="Sarabun" w:hAnsi="Sarabun"/>
+                <w:rFonts w:ascii="TH Sarabun New" w:hAnsi="TH Sarabun New"/>
                 <w:b/>
+                <w:i w:val="0"/>
                 <w:color w:val="FFFFFF"/>
-                <w:sz w:val="20"/>
+                <w:sz w:val="28"/>
+                <w:rFonts w:ascii="TH Sarabun New" w:hAnsi="TH Sarabun New" w:cs="TH Sarabun New"/>
               </w:rPr>
               <w:t>อนุญาต (Permitted)</w:t>
             </w:r>
@@ -216,20 +238,22 @@
           <w:tcPr>
             <w:tcW w:type="dxa" w:w="3120"/>
             <w:tcMar>
-              <w:top w:w="120" w:type="dxa"/>
-              <w:bottom w:w="120" w:type="dxa"/>
-              <w:left w:w="150" w:type="dxa"/>
-              <w:right w:w="150" w:type="dxa"/>
+              <w:top w:w="100" w:type="dxa"/>
+              <w:bottom w:w="100" w:type="dxa"/>
+              <w:left w:w="130" w:type="dxa"/>
+              <w:right w:w="130" w:type="dxa"/>
             </w:tcMar>
             <w:shd w:fill="1E3A8A"/>
           </w:tcPr>
           <w:p>
             <w:r>
               <w:rPr>
-                <w:rFonts w:ascii="Sarabun" w:hAnsi="Sarabun"/>
+                <w:rFonts w:ascii="TH Sarabun New" w:hAnsi="TH Sarabun New"/>
                 <w:b/>
+                <w:i w:val="0"/>
                 <w:color w:val="FFFFFF"/>
-                <w:sz w:val="20"/>
+                <w:sz w:val="28"/>
+                <w:rFonts w:ascii="TH Sarabun New" w:hAnsi="TH Sarabun New" w:cs="TH Sarabun New"/>
               </w:rPr>
               <w:t>ต้องปฏิบัติ (Mandatory)</w:t>
             </w:r>
@@ -239,20 +263,22 @@
           <w:tcPr>
             <w:tcW w:type="dxa" w:w="3120"/>
             <w:tcMar>
-              <w:top w:w="120" w:type="dxa"/>
-              <w:bottom w:w="120" w:type="dxa"/>
-              <w:left w:w="150" w:type="dxa"/>
-              <w:right w:w="150" w:type="dxa"/>
+              <w:top w:w="100" w:type="dxa"/>
+              <w:bottom w:w="100" w:type="dxa"/>
+              <w:left w:w="130" w:type="dxa"/>
+              <w:right w:w="130" w:type="dxa"/>
             </w:tcMar>
             <w:shd w:fill="1E3A8A"/>
           </w:tcPr>
           <w:p>
             <w:r>
               <w:rPr>
-                <w:rFonts w:ascii="Sarabun" w:hAnsi="Sarabun"/>
+                <w:rFonts w:ascii="TH Sarabun New" w:hAnsi="TH Sarabun New"/>
                 <w:b/>
+                <w:i w:val="0"/>
                 <w:color w:val="FFFFFF"/>
-                <w:sz w:val="20"/>
+                <w:sz w:val="28"/>
+                <w:rFonts w:ascii="TH Sarabun New" w:hAnsi="TH Sarabun New" w:cs="TH Sarabun New"/>
               </w:rPr>
               <w:t>ห้ามทำ (Prohibited)</w:t>
             </w:r>
@@ -264,19 +290,22 @@
           <w:tcPr>
             <w:tcW w:type="dxa" w:w="3120"/>
             <w:tcMar>
-              <w:top w:w="120" w:type="dxa"/>
-              <w:bottom w:w="120" w:type="dxa"/>
-              <w:left w:w="150" w:type="dxa"/>
-              <w:right w:w="150" w:type="dxa"/>
+              <w:top w:w="100" w:type="dxa"/>
+              <w:bottom w:w="100" w:type="dxa"/>
+              <w:left w:w="130" w:type="dxa"/>
+              <w:right w:w="130" w:type="dxa"/>
             </w:tcMar>
             <w:shd w:fill="F8FAFC"/>
           </w:tcPr>
           <w:p>
             <w:r>
               <w:rPr>
-                <w:rFonts w:ascii="Sarabun" w:hAnsi="Sarabun"/>
+                <w:rFonts w:ascii="TH Sarabun New" w:hAnsi="TH Sarabun New"/>
+                <w:b w:val="0"/>
+                <w:i w:val="0"/>
                 <w:color w:val="1E293B"/>
-                <w:sz w:val="19"/>
+                <w:sz w:val="27"/>
+                <w:rFonts w:ascii="TH Sarabun New" w:hAnsi="TH Sarabun New" w:cs="TH Sarabun New"/>
               </w:rPr>
               <w:t>• ขอแนวคิด Schema, Query หรือโค้ดเริ่มต้น&lt;br&gt;• ใช้ช่วยสร้างข้อมูลทดสอบ (Seed Data) หรือสรุปผลรายงาน&lt;br&gt;• ใช้ช่วยค้นหาและแก้ไข Bug พร้อมอธิบายแนวคิดการทำงาน</w:t>
             </w:r>
@@ -286,19 +315,22 @@
           <w:tcPr>
             <w:tcW w:type="dxa" w:w="3120"/>
             <w:tcMar>
-              <w:top w:w="120" w:type="dxa"/>
-              <w:bottom w:w="120" w:type="dxa"/>
-              <w:left w:w="150" w:type="dxa"/>
-              <w:right w:w="150" w:type="dxa"/>
+              <w:top w:w="100" w:type="dxa"/>
+              <w:bottom w:w="100" w:type="dxa"/>
+              <w:left w:w="130" w:type="dxa"/>
+              <w:right w:w="130" w:type="dxa"/>
             </w:tcMar>
             <w:shd w:fill="F8FAFC"/>
           </w:tcPr>
           <w:p>
             <w:r>
               <w:rPr>
-                <w:rFonts w:ascii="Sarabun" w:hAnsi="Sarabun"/>
+                <w:rFonts w:ascii="TH Sarabun New" w:hAnsi="TH Sarabun New"/>
+                <w:b w:val="0"/>
+                <w:i w:val="0"/>
                 <w:color w:val="1E293B"/>
-                <w:sz w:val="19"/>
+                <w:sz w:val="27"/>
+                <w:rFonts w:ascii="TH Sarabun New" w:hAnsi="TH Sarabun New" w:cs="TH Sarabun New"/>
               </w:rPr>
               <w:t>• บันทึกชื่อเครื่องมือ, Prompt สำคัญ, ส่วนที่นำมาใช้ และวิธีตรวจสอบ&lt;br&gt;• ตรวจชื่อฟิลด์, ความสัมพันธ์, ผลรวม, และข้อสรุปกับข้อมูลจริง&lt;br&gt;• ระบุส่วนที่ AI ช่วยในเอกสารประกอบการส่งอย่างโปร่งใส</w:t>
             </w:r>
@@ -308,19 +340,22 @@
           <w:tcPr>
             <w:tcW w:type="dxa" w:w="3120"/>
             <w:tcMar>
-              <w:top w:w="120" w:type="dxa"/>
-              <w:bottom w:w="120" w:type="dxa"/>
-              <w:left w:w="150" w:type="dxa"/>
-              <w:right w:w="150" w:type="dxa"/>
+              <w:top w:w="100" w:type="dxa"/>
+              <w:bottom w:w="100" w:type="dxa"/>
+              <w:left w:w="130" w:type="dxa"/>
+              <w:right w:w="130" w:type="dxa"/>
             </w:tcMar>
             <w:shd w:fill="F8FAFC"/>
           </w:tcPr>
           <w:p>
             <w:r>
               <w:rPr>
-                <w:rFonts w:ascii="Sarabun" w:hAnsi="Sarabun"/>
+                <w:rFonts w:ascii="TH Sarabun New" w:hAnsi="TH Sarabun New"/>
+                <w:b w:val="0"/>
+                <w:i w:val="0"/>
                 <w:color w:val="1E293B"/>
-                <w:sz w:val="19"/>
+                <w:sz w:val="27"/>
+                <w:rFonts w:ascii="TH Sarabun New" w:hAnsi="TH Sarabun New" w:cs="TH Sarabun New"/>
               </w:rPr>
               <w:t>❌ คัดลอกผลลัพธ์โดยไม่อ่าน ไม่ทดสอบ หรืออธิบายไม่ได้&lt;br&gt;❌ ใช้ข้อมูลส่วนบุคคลจริง, รหัสผ่านจริง, API Key ลับ, หรือไฟล์ที่ละเมิดลิขสิทธิ์&lt;br&gt;❌ ให้ AI ทำแทนทั้งหมดแล้วนำเสนอเป็นผลงานของตนเอง</w:t>
             </w:r>
@@ -330,17 +365,17 @@
     </w:tbl>
     <w:p>
       <w:pPr>
-        <w:spacing w:after="120"/>
+        <w:spacing w:after="80"/>
       </w:pPr>
     </w:p>
     <w:p>
       <w:pPr>
-        <w:spacing w:before="120" w:after="120"/>
+        <w:spacing w:before="80" w:after="80"/>
       </w:pPr>
       <w:r>
         <w:rPr>
           <w:color w:val="CBD5E1"/>
-          <w:sz w:val="18"/>
+          <w:sz w:val="16"/>
         </w:rPr>
         <w:t>__________________________________________________________________________</w:t>
       </w:r>
@@ -352,10 +387,12 @@
       </w:pPr>
       <w:r>
         <w:rPr>
-          <w:rFonts w:ascii="Sarabun" w:hAnsi="Sarabun"/>
+          <w:rFonts w:ascii="TH Sarabun New" w:hAnsi="TH Sarabun New"/>
           <w:b/>
+          <w:i w:val="0"/>
           <w:color w:val="256333"/>
-          <w:sz w:val="26"/>
+          <w:sz w:val="32"/>
+          <w:rFonts w:ascii="TH Sarabun New" w:hAnsi="TH Sarabun New" w:cs="TH Sarabun New"/>
         </w:rPr>
         <w:t>📝 บันทึกการใช้ AI ของกลุ่ม (AI Usage Log of EBOOK_ONLINE)</w:t>
       </w:r>
@@ -384,20 +421,22 @@
           <w:tcPr>
             <w:tcW w:type="dxa" w:w="3120"/>
             <w:tcMar>
-              <w:top w:w="120" w:type="dxa"/>
-              <w:bottom w:w="120" w:type="dxa"/>
-              <w:left w:w="150" w:type="dxa"/>
-              <w:right w:w="150" w:type="dxa"/>
+              <w:top w:w="100" w:type="dxa"/>
+              <w:bottom w:w="100" w:type="dxa"/>
+              <w:left w:w="130" w:type="dxa"/>
+              <w:right w:w="130" w:type="dxa"/>
             </w:tcMar>
             <w:shd w:fill="1E3A8A"/>
           </w:tcPr>
           <w:p>
             <w:r>
               <w:rPr>
-                <w:rFonts w:ascii="Sarabun" w:hAnsi="Sarabun"/>
+                <w:rFonts w:ascii="TH Sarabun New" w:hAnsi="TH Sarabun New"/>
                 <w:b/>
+                <w:i w:val="0"/>
                 <w:color w:val="FFFFFF"/>
-                <w:sz w:val="20"/>
+                <w:sz w:val="28"/>
+                <w:rFonts w:ascii="TH Sarabun New" w:hAnsi="TH Sarabun New" w:cs="TH Sarabun New"/>
               </w:rPr>
               <w:t>เครื่องมือและวันที่</w:t>
             </w:r>
@@ -407,20 +446,22 @@
           <w:tcPr>
             <w:tcW w:type="dxa" w:w="3120"/>
             <w:tcMar>
-              <w:top w:w="120" w:type="dxa"/>
-              <w:bottom w:w="120" w:type="dxa"/>
-              <w:left w:w="150" w:type="dxa"/>
-              <w:right w:w="150" w:type="dxa"/>
+              <w:top w:w="100" w:type="dxa"/>
+              <w:bottom w:w="100" w:type="dxa"/>
+              <w:left w:w="130" w:type="dxa"/>
+              <w:right w:w="130" w:type="dxa"/>
             </w:tcMar>
             <w:shd w:fill="1E3A8A"/>
           </w:tcPr>
           <w:p>
             <w:r>
               <w:rPr>
-                <w:rFonts w:ascii="Sarabun" w:hAnsi="Sarabun"/>
+                <w:rFonts w:ascii="TH Sarabun New" w:hAnsi="TH Sarabun New"/>
                 <w:b/>
+                <w:i w:val="0"/>
                 <w:color w:val="FFFFFF"/>
-                <w:sz w:val="20"/>
+                <w:sz w:val="28"/>
+                <w:rFonts w:ascii="TH Sarabun New" w:hAnsi="TH Sarabun New" w:cs="TH Sarabun New"/>
               </w:rPr>
               <w:t>งานหรือ Prompt โดยสรุป</w:t>
             </w:r>
@@ -430,20 +471,22 @@
           <w:tcPr>
             <w:tcW w:type="dxa" w:w="3120"/>
             <w:tcMar>
-              <w:top w:w="120" w:type="dxa"/>
-              <w:bottom w:w="120" w:type="dxa"/>
-              <w:left w:w="150" w:type="dxa"/>
-              <w:right w:w="150" w:type="dxa"/>
+              <w:top w:w="100" w:type="dxa"/>
+              <w:bottom w:w="100" w:type="dxa"/>
+              <w:left w:w="130" w:type="dxa"/>
+              <w:right w:w="130" w:type="dxa"/>
             </w:tcMar>
             <w:shd w:fill="1E3A8A"/>
           </w:tcPr>
           <w:p>
             <w:r>
               <w:rPr>
-                <w:rFonts w:ascii="Sarabun" w:hAnsi="Sarabun"/>
+                <w:rFonts w:ascii="TH Sarabun New" w:hAnsi="TH Sarabun New"/>
                 <w:b/>
+                <w:i w:val="0"/>
                 <w:color w:val="FFFFFF"/>
-                <w:sz w:val="20"/>
+                <w:sz w:val="28"/>
+                <w:rFonts w:ascii="TH Sarabun New" w:hAnsi="TH Sarabun New" w:cs="TH Sarabun New"/>
               </w:rPr>
               <w:t>สิ่งที่นำมาใช้และวิธีตรวจสอบ (Verified by Members)</w:t>
             </w:r>
@@ -455,19 +498,22 @@
           <w:tcPr>
             <w:tcW w:type="dxa" w:w="3120"/>
             <w:tcMar>
-              <w:top w:w="120" w:type="dxa"/>
-              <w:bottom w:w="120" w:type="dxa"/>
-              <w:left w:w="150" w:type="dxa"/>
-              <w:right w:w="150" w:type="dxa"/>
+              <w:top w:w="100" w:type="dxa"/>
+              <w:bottom w:w="100" w:type="dxa"/>
+              <w:left w:w="130" w:type="dxa"/>
+              <w:right w:w="130" w:type="dxa"/>
             </w:tcMar>
             <w:shd w:fill="F8FAFC"/>
           </w:tcPr>
           <w:p>
             <w:r>
               <w:rPr>
-                <w:rFonts w:ascii="Sarabun" w:hAnsi="Sarabun"/>
+                <w:rFonts w:ascii="TH Sarabun New" w:hAnsi="TH Sarabun New"/>
+                <w:b w:val="0"/>
+                <w:i w:val="0"/>
                 <w:color w:val="1E293B"/>
-                <w:sz w:val="19"/>
+                <w:sz w:val="27"/>
+                <w:rFonts w:ascii="TH Sarabun New" w:hAnsi="TH Sarabun New" w:cs="TH Sarabun New"/>
               </w:rPr>
               <w:t>**Google DeepMind Antigravity AI**&lt;br&gt;(27 กันยายน 2026)</w:t>
             </w:r>
@@ -477,19 +523,22 @@
           <w:tcPr>
             <w:tcW w:type="dxa" w:w="3120"/>
             <w:tcMar>
-              <w:top w:w="120" w:type="dxa"/>
-              <w:bottom w:w="120" w:type="dxa"/>
-              <w:left w:w="150" w:type="dxa"/>
-              <w:right w:w="150" w:type="dxa"/>
+              <w:top w:w="100" w:type="dxa"/>
+              <w:bottom w:w="100" w:type="dxa"/>
+              <w:left w:w="130" w:type="dxa"/>
+              <w:right w:w="130" w:type="dxa"/>
             </w:tcMar>
             <w:shd w:fill="F8FAFC"/>
           </w:tcPr>
           <w:p>
             <w:r>
               <w:rPr>
-                <w:rFonts w:ascii="Sarabun" w:hAnsi="Sarabun"/>
+                <w:rFonts w:ascii="TH Sarabun New" w:hAnsi="TH Sarabun New"/>
+                <w:b w:val="0"/>
+                <w:i w:val="0"/>
                 <w:color w:val="1E293B"/>
-                <w:sz w:val="19"/>
+                <w:sz w:val="27"/>
+                <w:rFonts w:ascii="TH Sarabun New" w:hAnsi="TH Sarabun New" w:cs="TH Sarabun New"/>
               </w:rPr>
               <w:t>"วิเคราะห์และทำความเข้าใจข้อกำหนดใบงาน Mini Project Database ร้านขาย E-Book จากไฟล์ PDF"</w:t>
             </w:r>
@@ -499,19 +548,22 @@
           <w:tcPr>
             <w:tcW w:type="dxa" w:w="3120"/>
             <w:tcMar>
-              <w:top w:w="120" w:type="dxa"/>
-              <w:bottom w:w="120" w:type="dxa"/>
-              <w:left w:w="150" w:type="dxa"/>
-              <w:right w:w="150" w:type="dxa"/>
+              <w:top w:w="100" w:type="dxa"/>
+              <w:bottom w:w="100" w:type="dxa"/>
+              <w:left w:w="130" w:type="dxa"/>
+              <w:right w:w="130" w:type="dxa"/>
             </w:tcMar>
             <w:shd w:fill="F8FAFC"/>
           </w:tcPr>
           <w:p>
             <w:r>
               <w:rPr>
-                <w:rFonts w:ascii="Sarabun" w:hAnsi="Sarabun"/>
+                <w:rFonts w:ascii="TH Sarabun New" w:hAnsi="TH Sarabun New"/>
+                <w:b w:val="0"/>
+                <w:i w:val="0"/>
                 <w:color w:val="1E293B"/>
-                <w:sz w:val="19"/>
+                <w:sz w:val="27"/>
+                <w:rFonts w:ascii="TH Sarabun New" w:hAnsi="TH Sarabun New" w:cs="TH Sarabun New"/>
               </w:rPr>
               <w:t>**สิ่งที่นำมาใช้:** สรุปสาระสำคัญขอบเขตหน้าร้าน-หลังบ้าน, เกณฑ์คะแนน 100 คะแนน และ 4 รายงานที่ต้องมี&lt;br&gt;**วิธีตรวจสอบ:** นายธนวัฒน์ และ นายภานุวัฒน์ ตรวจทานเทียบกับไฟล์เอกสาร PDF ทีละหน้า พบว่าถูกต้องตรงเกณฑ์ 100%</w:t>
             </w:r>
@@ -523,19 +575,22 @@
           <w:tcPr>
             <w:tcW w:type="dxa" w:w="3120"/>
             <w:tcMar>
-              <w:top w:w="120" w:type="dxa"/>
-              <w:bottom w:w="120" w:type="dxa"/>
-              <w:left w:w="150" w:type="dxa"/>
-              <w:right w:w="150" w:type="dxa"/>
+              <w:top w:w="100" w:type="dxa"/>
+              <w:bottom w:w="100" w:type="dxa"/>
+              <w:left w:w="130" w:type="dxa"/>
+              <w:right w:w="130" w:type="dxa"/>
             </w:tcMar>
             <w:shd w:fill="FFFFFF"/>
           </w:tcPr>
           <w:p>
             <w:r>
               <w:rPr>
-                <w:rFonts w:ascii="Sarabun" w:hAnsi="Sarabun"/>
+                <w:rFonts w:ascii="TH Sarabun New" w:hAnsi="TH Sarabun New"/>
+                <w:b w:val="0"/>
+                <w:i w:val="0"/>
                 <w:color w:val="1E293B"/>
-                <w:sz w:val="19"/>
+                <w:sz w:val="27"/>
+                <w:rFonts w:ascii="TH Sarabun New" w:hAnsi="TH Sarabun New" w:cs="TH Sarabun New"/>
               </w:rPr>
               <w:t>**Google DeepMind Antigravity AI**&lt;br&gt;(27 กันยายน 2026)</w:t>
             </w:r>
@@ -545,19 +600,22 @@
           <w:tcPr>
             <w:tcW w:type="dxa" w:w="3120"/>
             <w:tcMar>
-              <w:top w:w="120" w:type="dxa"/>
-              <w:bottom w:w="120" w:type="dxa"/>
-              <w:left w:w="150" w:type="dxa"/>
-              <w:right w:w="150" w:type="dxa"/>
+              <w:top w:w="100" w:type="dxa"/>
+              <w:bottom w:w="100" w:type="dxa"/>
+              <w:left w:w="130" w:type="dxa"/>
+              <w:right w:w="130" w:type="dxa"/>
             </w:tcMar>
             <w:shd w:fill="FFFFFF"/>
           </w:tcPr>
           <w:p>
             <w:r>
               <w:rPr>
-                <w:rFonts w:ascii="Sarabun" w:hAnsi="Sarabun"/>
+                <w:rFonts w:ascii="TH Sarabun New" w:hAnsi="TH Sarabun New"/>
+                <w:b w:val="0"/>
+                <w:i w:val="0"/>
                 <w:color w:val="1E293B"/>
-                <w:sz w:val="19"/>
+                <w:sz w:val="27"/>
+                <w:rFonts w:ascii="TH Sarabun New" w:hAnsi="TH Sarabun New" w:cs="TH Sarabun New"/>
               </w:rPr>
               <w:t>"ช่วยวางโครงสร้างฐานข้อมูล ERD สำหรับร้าน E-Book ให้ครบตามเกณฑ์ &gt;= 8 ตาราง และวิเคราะห์ 3NF"</w:t>
             </w:r>
@@ -567,19 +625,22 @@
           <w:tcPr>
             <w:tcW w:type="dxa" w:w="3120"/>
             <w:tcMar>
-              <w:top w:w="120" w:type="dxa"/>
-              <w:bottom w:w="120" w:type="dxa"/>
-              <w:left w:w="150" w:type="dxa"/>
-              <w:right w:w="150" w:type="dxa"/>
+              <w:top w:w="100" w:type="dxa"/>
+              <w:bottom w:w="100" w:type="dxa"/>
+              <w:left w:w="130" w:type="dxa"/>
+              <w:right w:w="130" w:type="dxa"/>
             </w:tcMar>
             <w:shd w:fill="FFFFFF"/>
           </w:tcPr>
           <w:p>
             <w:r>
               <w:rPr>
-                <w:rFonts w:ascii="Sarabun" w:hAnsi="Sarabun"/>
+                <w:rFonts w:ascii="TH Sarabun New" w:hAnsi="TH Sarabun New"/>
+                <w:b w:val="0"/>
+                <w:i w:val="0"/>
                 <w:color w:val="1E293B"/>
-                <w:sz w:val="19"/>
+                <w:sz w:val="27"/>
+                <w:rFonts w:ascii="TH Sarabun New" w:hAnsi="TH Sarabun New" w:cs="TH Sarabun New"/>
               </w:rPr>
               <w:t>**สิ่งที่นำมาใช้:** โครงสร้าง 11 ตารางเชิงสัมพันธ์ (users, roles, categories, authors, ebooks, carts, cart_items, orders, order_items, payments, download_links)&lt;br&gt;**วิธีตรวจสอบ:** สมาชิกทั้งสองคนร่วมกันทบทวนชื่อฟิลด์, PK, FK, Constraints และพิสูจน์การขจัด Transitive Dependency ในระดับ 3NF</w:t>
             </w:r>
@@ -591,19 +652,22 @@
           <w:tcPr>
             <w:tcW w:type="dxa" w:w="3120"/>
             <w:tcMar>
-              <w:top w:w="120" w:type="dxa"/>
-              <w:bottom w:w="120" w:type="dxa"/>
-              <w:left w:w="150" w:type="dxa"/>
-              <w:right w:w="150" w:type="dxa"/>
+              <w:top w:w="100" w:type="dxa"/>
+              <w:bottom w:w="100" w:type="dxa"/>
+              <w:left w:w="130" w:type="dxa"/>
+              <w:right w:w="130" w:type="dxa"/>
             </w:tcMar>
             <w:shd w:fill="F8FAFC"/>
           </w:tcPr>
           <w:p>
             <w:r>
               <w:rPr>
-                <w:rFonts w:ascii="Sarabun" w:hAnsi="Sarabun"/>
+                <w:rFonts w:ascii="TH Sarabun New" w:hAnsi="TH Sarabun New"/>
+                <w:b w:val="0"/>
+                <w:i w:val="0"/>
                 <w:color w:val="1E293B"/>
-                <w:sz w:val="19"/>
+                <w:sz w:val="27"/>
+                <w:rFonts w:ascii="TH Sarabun New" w:hAnsi="TH Sarabun New" w:cs="TH Sarabun New"/>
               </w:rPr>
               <w:t>**Google DeepMind Antigravity AI**&lt;br&gt;(27 กันยายน 2026)</w:t>
             </w:r>
@@ -613,19 +677,22 @@
           <w:tcPr>
             <w:tcW w:type="dxa" w:w="3120"/>
             <w:tcMar>
-              <w:top w:w="120" w:type="dxa"/>
-              <w:bottom w:w="120" w:type="dxa"/>
-              <w:left w:w="150" w:type="dxa"/>
-              <w:right w:w="150" w:type="dxa"/>
+              <w:top w:w="100" w:type="dxa"/>
+              <w:bottom w:w="100" w:type="dxa"/>
+              <w:left w:w="130" w:type="dxa"/>
+              <w:right w:w="130" w:type="dxa"/>
             </w:tcMar>
             <w:shd w:fill="F8FAFC"/>
           </w:tcPr>
           <w:p>
             <w:r>
               <w:rPr>
-                <w:rFonts w:ascii="Sarabun" w:hAnsi="Sarabun"/>
+                <w:rFonts w:ascii="TH Sarabun New" w:hAnsi="TH Sarabun New"/>
+                <w:b w:val="0"/>
+                <w:i w:val="0"/>
                 <w:color w:val="1E293B"/>
-                <w:sz w:val="19"/>
+                <w:sz w:val="27"/>
+                <w:rFonts w:ascii="TH Sarabun New" w:hAnsi="TH Sarabun New" w:cs="TH Sarabun New"/>
               </w:rPr>
               <w:t>"แบ่งบทบาทความรับผิดชอบของสมาชิก 2 คน ในการอธิบาย ERD, Query และ System Flow ตามข้อ 9"</w:t>
             </w:r>
@@ -635,19 +702,22 @@
           <w:tcPr>
             <w:tcW w:type="dxa" w:w="3120"/>
             <w:tcMar>
-              <w:top w:w="120" w:type="dxa"/>
-              <w:bottom w:w="120" w:type="dxa"/>
-              <w:left w:w="150" w:type="dxa"/>
-              <w:right w:w="150" w:type="dxa"/>
+              <w:top w:w="100" w:type="dxa"/>
+              <w:bottom w:w="100" w:type="dxa"/>
+              <w:left w:w="130" w:type="dxa"/>
+              <w:right w:w="130" w:type="dxa"/>
             </w:tcMar>
             <w:shd w:fill="F8FAFC"/>
           </w:tcPr>
           <w:p>
             <w:r>
               <w:rPr>
-                <w:rFonts w:ascii="Sarabun" w:hAnsi="Sarabun"/>
+                <w:rFonts w:ascii="TH Sarabun New" w:hAnsi="TH Sarabun New"/>
+                <w:b w:val="0"/>
+                <w:i w:val="0"/>
                 <w:color w:val="1E293B"/>
-                <w:sz w:val="19"/>
+                <w:sz w:val="27"/>
+                <w:rFonts w:ascii="TH Sarabun New" w:hAnsi="TH Sarabun New" w:cs="TH Sarabun New"/>
               </w:rPr>
               <w:t>**สิ่งที่นำมาใช้:** แผนผังการกระจายงาน นายธนวัฒน์ (คุมสินค้า/ตะกร้า/ดาวน์โหลด/รายงาน 2 &amp; 3) และ นายภานุวัฒน์ (คุมสมาชิก/คำสั่งซื้อ/สลิป/รายงาน 1 &amp; 4)&lt;br&gt;**วิธีตรวจสอบ:** สมาชิกทั้งสองคนทดลองซ้อมอธิบายระบบและ Query คนละ 2 ข้อ จนเข้าใจถ่องแท้</w:t>
             </w:r>
@@ -659,19 +729,22 @@
           <w:tcPr>
             <w:tcW w:type="dxa" w:w="3120"/>
             <w:tcMar>
-              <w:top w:w="120" w:type="dxa"/>
-              <w:bottom w:w="120" w:type="dxa"/>
-              <w:left w:w="150" w:type="dxa"/>
-              <w:right w:w="150" w:type="dxa"/>
+              <w:top w:w="100" w:type="dxa"/>
+              <w:bottom w:w="100" w:type="dxa"/>
+              <w:left w:w="130" w:type="dxa"/>
+              <w:right w:w="130" w:type="dxa"/>
             </w:tcMar>
             <w:shd w:fill="FFFFFF"/>
           </w:tcPr>
           <w:p>
             <w:r>
               <w:rPr>
-                <w:rFonts w:ascii="Sarabun" w:hAnsi="Sarabun"/>
+                <w:rFonts w:ascii="TH Sarabun New" w:hAnsi="TH Sarabun New"/>
+                <w:b w:val="0"/>
+                <w:i w:val="0"/>
                 <w:color w:val="1E293B"/>
-                <w:sz w:val="19"/>
+                <w:sz w:val="27"/>
+                <w:rFonts w:ascii="TH Sarabun New" w:hAnsi="TH Sarabun New" w:cs="TH Sarabun New"/>
               </w:rPr>
               <w:t>**Google DeepMind Antigravity AI**&lt;br&gt;(27 กันยายน 2026)</w:t>
             </w:r>
@@ -681,19 +754,22 @@
           <w:tcPr>
             <w:tcW w:type="dxa" w:w="3120"/>
             <w:tcMar>
-              <w:top w:w="120" w:type="dxa"/>
-              <w:bottom w:w="120" w:type="dxa"/>
-              <w:left w:w="150" w:type="dxa"/>
-              <w:right w:w="150" w:type="dxa"/>
+              <w:top w:w="100" w:type="dxa"/>
+              <w:bottom w:w="100" w:type="dxa"/>
+              <w:left w:w="130" w:type="dxa"/>
+              <w:right w:w="130" w:type="dxa"/>
             </w:tcMar>
             <w:shd w:fill="FFFFFF"/>
           </w:tcPr>
           <w:p>
             <w:r>
               <w:rPr>
-                <w:rFonts w:ascii="Sarabun" w:hAnsi="Sarabun"/>
+                <w:rFonts w:ascii="TH Sarabun New" w:hAnsi="TH Sarabun New"/>
+                <w:b w:val="0"/>
+                <w:i w:val="0"/>
                 <w:color w:val="1E293B"/>
-                <w:sz w:val="19"/>
+                <w:sz w:val="27"/>
+                <w:rFonts w:ascii="TH Sarabun New" w:hAnsi="TH Sarabun New" w:cs="TH Sarabun New"/>
               </w:rPr>
               <w:t>"วิเคราะห์สถานการณ์โจทย์ข้อ 1 สร้าง Sequence Diagram แสดง Flow สั่งซื้อ-ชำระเงินจำลอง-ยืนยัน-ดาวน์โหลด และ Order State Machine"</w:t>
             </w:r>
@@ -703,19 +779,22 @@
           <w:tcPr>
             <w:tcW w:type="dxa" w:w="3120"/>
             <w:tcMar>
-              <w:top w:w="120" w:type="dxa"/>
-              <w:bottom w:w="120" w:type="dxa"/>
-              <w:left w:w="150" w:type="dxa"/>
-              <w:right w:w="150" w:type="dxa"/>
+              <w:top w:w="100" w:type="dxa"/>
+              <w:bottom w:w="100" w:type="dxa"/>
+              <w:left w:w="130" w:type="dxa"/>
+              <w:right w:w="130" w:type="dxa"/>
             </w:tcMar>
             <w:shd w:fill="FFFFFF"/>
           </w:tcPr>
           <w:p>
             <w:r>
               <w:rPr>
-                <w:rFonts w:ascii="Sarabun" w:hAnsi="Sarabun"/>
+                <w:rFonts w:ascii="TH Sarabun New" w:hAnsi="TH Sarabun New"/>
+                <w:b w:val="0"/>
+                <w:i w:val="0"/>
                 <w:color w:val="1E293B"/>
-                <w:sz w:val="19"/>
+                <w:sz w:val="27"/>
+                <w:rFonts w:ascii="TH Sarabun New" w:hAnsi="TH Sarabun New" w:cs="TH Sarabun New"/>
               </w:rPr>
               <w:t>**สิ่งที่นำมาใช้:** แผนผังลำดับการทำงาน (Sequence Flow) และกติกาความปลอดภัย: ปิดกั้น 403 ขณะ pending และปลดล็อกเมื่อ confirmed&lt;br&gt;**วิธีตรวจสอบ:** สมาชิกตรวจสอบกระบวนการว่าสอดคล้องกับพฤติกรรมจริงของร้าน E-Book และบรรจุใน `03_SYSTEM_FLOW_AND_SCENARIOS.md`</w:t>
             </w:r>
@@ -727,19 +806,22 @@
           <w:tcPr>
             <w:tcW w:type="dxa" w:w="3120"/>
             <w:tcMar>
-              <w:top w:w="120" w:type="dxa"/>
-              <w:bottom w:w="120" w:type="dxa"/>
-              <w:left w:w="150" w:type="dxa"/>
-              <w:right w:w="150" w:type="dxa"/>
+              <w:top w:w="100" w:type="dxa"/>
+              <w:bottom w:w="100" w:type="dxa"/>
+              <w:left w:w="130" w:type="dxa"/>
+              <w:right w:w="130" w:type="dxa"/>
             </w:tcMar>
             <w:shd w:fill="F8FAFC"/>
           </w:tcPr>
           <w:p>
             <w:r>
               <w:rPr>
-                <w:rFonts w:ascii="Sarabun" w:hAnsi="Sarabun"/>
+                <w:rFonts w:ascii="TH Sarabun New" w:hAnsi="TH Sarabun New"/>
+                <w:b w:val="0"/>
+                <w:i w:val="0"/>
                 <w:color w:val="1E293B"/>
-                <w:sz w:val="19"/>
+                <w:sz w:val="27"/>
+                <w:rFonts w:ascii="TH Sarabun New" w:hAnsi="TH Sarabun New" w:cs="TH Sarabun New"/>
               </w:rPr>
               <w:t>**Google DeepMind Antigravity AI**&lt;br&gt;(27 กันยายน 2026)</w:t>
             </w:r>
@@ -749,19 +831,22 @@
           <w:tcPr>
             <w:tcW w:type="dxa" w:w="3120"/>
             <w:tcMar>
-              <w:top w:w="120" w:type="dxa"/>
-              <w:bottom w:w="120" w:type="dxa"/>
-              <w:left w:w="150" w:type="dxa"/>
-              <w:right w:w="150" w:type="dxa"/>
+              <w:top w:w="100" w:type="dxa"/>
+              <w:bottom w:w="100" w:type="dxa"/>
+              <w:left w:w="130" w:type="dxa"/>
+              <w:right w:w="130" w:type="dxa"/>
             </w:tcMar>
             <w:shd w:fill="F8FAFC"/>
           </w:tcPr>
           <w:p>
             <w:r>
               <w:rPr>
-                <w:rFonts w:ascii="Sarabun" w:hAnsi="Sarabun"/>
+                <w:rFonts w:ascii="TH Sarabun New" w:hAnsi="TH Sarabun New"/>
+                <w:b w:val="0"/>
+                <w:i w:val="0"/>
                 <w:color w:val="1E293B"/>
-                <w:sz w:val="19"/>
+                <w:sz w:val="27"/>
+                <w:rFonts w:ascii="TH Sarabun New" w:hAnsi="TH Sarabun New" w:cs="TH Sarabun New"/>
               </w:rPr>
               <w:t>"สร้างไฟล์ SQL DDL Schema สำหรับ 11 ตารางตามเกณฑ์ 3NF และสร้าง Seed Data คำสั่งซื้อตัวอย่างจริงมากกว่า 30 รายการ"</w:t>
             </w:r>
@@ -771,19 +856,22 @@
           <w:tcPr>
             <w:tcW w:type="dxa" w:w="3120"/>
             <w:tcMar>
-              <w:top w:w="120" w:type="dxa"/>
-              <w:bottom w:w="120" w:type="dxa"/>
-              <w:left w:w="150" w:type="dxa"/>
-              <w:right w:w="150" w:type="dxa"/>
+              <w:top w:w="100" w:type="dxa"/>
+              <w:bottom w:w="100" w:type="dxa"/>
+              <w:left w:w="130" w:type="dxa"/>
+              <w:right w:w="130" w:type="dxa"/>
             </w:tcMar>
             <w:shd w:fill="F8FAFC"/>
           </w:tcPr>
           <w:p>
             <w:r>
               <w:rPr>
-                <w:rFonts w:ascii="Sarabun" w:hAnsi="Sarabun"/>
+                <w:rFonts w:ascii="TH Sarabun New" w:hAnsi="TH Sarabun New"/>
+                <w:b w:val="0"/>
+                <w:i w:val="0"/>
                 <w:color w:val="1E293B"/>
-                <w:sz w:val="19"/>
+                <w:sz w:val="27"/>
+                <w:rFonts w:ascii="TH Sarabun New" w:hAnsi="TH Sarabun New" w:cs="TH Sarabun New"/>
               </w:rPr>
               <w:t>**สิ่งที่นำมาใช้:** สคริปต์ `schema.sql` (11 ตาราง, Constraints, Indexes) และ `seed.sql` (32 ออเดอร์ กระจาย 4 เดือน ยอดกว่า 11,200 บาท)&lt;br&gt;**วิธีตรวจสอบ:** นำไฟล์ไปรันบน SQLite ผ่าน `better-sqlite3` ตรวจสอบความถูกต้องของ Foreign Keys และ Constraints ไม่มี Error</w:t>
             </w:r>
@@ -795,19 +883,22 @@
           <w:tcPr>
             <w:tcW w:type="dxa" w:w="3120"/>
             <w:tcMar>
-              <w:top w:w="120" w:type="dxa"/>
-              <w:bottom w:w="120" w:type="dxa"/>
-              <w:left w:w="150" w:type="dxa"/>
-              <w:right w:w="150" w:type="dxa"/>
+              <w:top w:w="100" w:type="dxa"/>
+              <w:bottom w:w="100" w:type="dxa"/>
+              <w:left w:w="130" w:type="dxa"/>
+              <w:right w:w="130" w:type="dxa"/>
             </w:tcMar>
             <w:shd w:fill="FFFFFF"/>
           </w:tcPr>
           <w:p>
             <w:r>
               <w:rPr>
-                <w:rFonts w:ascii="Sarabun" w:hAnsi="Sarabun"/>
+                <w:rFonts w:ascii="TH Sarabun New" w:hAnsi="TH Sarabun New"/>
+                <w:b w:val="0"/>
+                <w:i w:val="0"/>
                 <w:color w:val="1E293B"/>
-                <w:sz w:val="19"/>
+                <w:sz w:val="27"/>
+                <w:rFonts w:ascii="TH Sarabun New" w:hAnsi="TH Sarabun New" w:cs="TH Sarabun New"/>
               </w:rPr>
               <w:t>**Google DeepMind Antigravity AI**&lt;br&gt;(27 กันยายน 2026)</w:t>
             </w:r>
@@ -817,19 +908,22 @@
           <w:tcPr>
             <w:tcW w:type="dxa" w:w="3120"/>
             <w:tcMar>
-              <w:top w:w="120" w:type="dxa"/>
-              <w:bottom w:w="120" w:type="dxa"/>
-              <w:left w:w="150" w:type="dxa"/>
-              <w:right w:w="150" w:type="dxa"/>
+              <w:top w:w="100" w:type="dxa"/>
+              <w:bottom w:w="100" w:type="dxa"/>
+              <w:left w:w="130" w:type="dxa"/>
+              <w:right w:w="130" w:type="dxa"/>
             </w:tcMar>
             <w:shd w:fill="FFFFFF"/>
           </w:tcPr>
           <w:p>
             <w:r>
               <w:rPr>
-                <w:rFonts w:ascii="Sarabun" w:hAnsi="Sarabun"/>
+                <w:rFonts w:ascii="TH Sarabun New" w:hAnsi="TH Sarabun New"/>
+                <w:b w:val="0"/>
+                <w:i w:val="0"/>
                 <w:color w:val="1E293B"/>
-                <w:sz w:val="19"/>
+                <w:sz w:val="27"/>
+                <w:rFonts w:ascii="TH Sarabun New" w:hAnsi="TH Sarabun New" w:cs="TH Sarabun New"/>
               </w:rPr>
               <w:t>"พัฒนา REST API Backend ด้วย Node.js (Express) และ SQLite พร้อมระบบ Secure Download Gateway"</w:t>
             </w:r>
@@ -839,19 +933,22 @@
           <w:tcPr>
             <w:tcW w:type="dxa" w:w="3120"/>
             <w:tcMar>
-              <w:top w:w="120" w:type="dxa"/>
-              <w:bottom w:w="120" w:type="dxa"/>
-              <w:left w:w="150" w:type="dxa"/>
-              <w:right w:w="150" w:type="dxa"/>
+              <w:top w:w="100" w:type="dxa"/>
+              <w:bottom w:w="100" w:type="dxa"/>
+              <w:left w:w="130" w:type="dxa"/>
+              <w:right w:w="130" w:type="dxa"/>
             </w:tcMar>
             <w:shd w:fill="FFFFFF"/>
           </w:tcPr>
           <w:p>
             <w:r>
               <w:rPr>
-                <w:rFonts w:ascii="Sarabun" w:hAnsi="Sarabun"/>
+                <w:rFonts w:ascii="TH Sarabun New" w:hAnsi="TH Sarabun New"/>
+                <w:b w:val="0"/>
+                <w:i w:val="0"/>
                 <w:color w:val="1E293B"/>
-                <w:sz w:val="19"/>
+                <w:sz w:val="27"/>
+                <w:rFonts w:ascii="TH Sarabun New" w:hAnsi="TH Sarabun New" w:cs="TH Sarabun New"/>
               </w:rPr>
               <w:t>**สิ่งที่นำมาใช้:** สถาปัตยกรรม Express API ใน `server.js` และการสร้าง Download Token เมื่อออเดอร์ได้รับการอนุมัติ&lt;br&gt;**วิธีตรวจสอบ:** สมาชิกยิงคำสั่ง Request ทดสอบทั้งกรณีที่ออเดอร์ยังไม่ยืนยัน (ระบบส่ง 403 Forbidden) และกรณีที่ยืนยันแล้ว (โหลดไฟล์ได้จริง)</w:t>
             </w:r>
@@ -863,19 +960,22 @@
           <w:tcPr>
             <w:tcW w:type="dxa" w:w="3120"/>
             <w:tcMar>
-              <w:top w:w="120" w:type="dxa"/>
-              <w:bottom w:w="120" w:type="dxa"/>
-              <w:left w:w="150" w:type="dxa"/>
-              <w:right w:w="150" w:type="dxa"/>
+              <w:top w:w="100" w:type="dxa"/>
+              <w:bottom w:w="100" w:type="dxa"/>
+              <w:left w:w="130" w:type="dxa"/>
+              <w:right w:w="130" w:type="dxa"/>
             </w:tcMar>
             <w:shd w:fill="F8FAFC"/>
           </w:tcPr>
           <w:p>
             <w:r>
               <w:rPr>
-                <w:rFonts w:ascii="Sarabun" w:hAnsi="Sarabun"/>
+                <w:rFonts w:ascii="TH Sarabun New" w:hAnsi="TH Sarabun New"/>
+                <w:b w:val="0"/>
+                <w:i w:val="0"/>
                 <w:color w:val="1E293B"/>
-                <w:sz w:val="19"/>
+                <w:sz w:val="27"/>
+                <w:rFonts w:ascii="TH Sarabun New" w:hAnsi="TH Sarabun New" w:cs="TH Sarabun New"/>
               </w:rPr>
               <w:t>**Google DeepMind Antigravity AI**&lt;br&gt;(27 กันยายน 2026)</w:t>
             </w:r>
@@ -885,19 +985,22 @@
           <w:tcPr>
             <w:tcW w:type="dxa" w:w="3120"/>
             <w:tcMar>
-              <w:top w:w="120" w:type="dxa"/>
-              <w:bottom w:w="120" w:type="dxa"/>
-              <w:left w:w="150" w:type="dxa"/>
-              <w:right w:w="150" w:type="dxa"/>
+              <w:top w:w="100" w:type="dxa"/>
+              <w:bottom w:w="100" w:type="dxa"/>
+              <w:left w:w="130" w:type="dxa"/>
+              <w:right w:w="130" w:type="dxa"/>
             </w:tcMar>
             <w:shd w:fill="F8FAFC"/>
           </w:tcPr>
           <w:p>
             <w:r>
               <w:rPr>
-                <w:rFonts w:ascii="Sarabun" w:hAnsi="Sarabun"/>
+                <w:rFonts w:ascii="TH Sarabun New" w:hAnsi="TH Sarabun New"/>
+                <w:b w:val="0"/>
+                <w:i w:val="0"/>
                 <w:color w:val="1E293B"/>
-                <w:sz w:val="19"/>
+                <w:sz w:val="27"/>
+                <w:rFonts w:ascii="TH Sarabun New" w:hAnsi="TH Sarabun New" w:cs="TH Sarabun New"/>
               </w:rPr>
               <w:t>"พัฒนาเว็บหน้าร้าน (Storefront) ด้วย HTML และ Vanilla CSS รองรับค้นหา/กรองหนังสือ ตะกร้าสินค้า และชำระเงินจำลอง"</w:t>
             </w:r>
@@ -907,19 +1010,22 @@
           <w:tcPr>
             <w:tcW w:type="dxa" w:w="3120"/>
             <w:tcMar>
-              <w:top w:w="120" w:type="dxa"/>
-              <w:bottom w:w="120" w:type="dxa"/>
-              <w:left w:w="150" w:type="dxa"/>
-              <w:right w:w="150" w:type="dxa"/>
+              <w:top w:w="100" w:type="dxa"/>
+              <w:bottom w:w="100" w:type="dxa"/>
+              <w:left w:w="130" w:type="dxa"/>
+              <w:right w:w="130" w:type="dxa"/>
             </w:tcMar>
             <w:shd w:fill="F8FAFC"/>
           </w:tcPr>
           <w:p>
             <w:r>
               <w:rPr>
-                <w:rFonts w:ascii="Sarabun" w:hAnsi="Sarabun"/>
+                <w:rFonts w:ascii="TH Sarabun New" w:hAnsi="TH Sarabun New"/>
+                <w:b w:val="0"/>
+                <w:i w:val="0"/>
                 <w:color w:val="1E293B"/>
-                <w:sz w:val="19"/>
+                <w:sz w:val="27"/>
+                <w:rFonts w:ascii="TH Sarabun New" w:hAnsi="TH Sarabun New" w:cs="TH Sarabun New"/>
               </w:rPr>
               <w:t>**สิ่งที่นำมาใช้:** โค้ดหน้าร้าน `public/index.html`, `style.css`, `app.js` และสคริปต์สร้างภาพหน้าปก E-Book SVG 12 รายการ&lt;br&gt;**วิธีตรวจสอบ:** สมาชิกทดสอบการพิมพ์ Live Search, คลิกฟิลเตอร์หมวดหมู่, หยิบใส่ตะกร้า และจำลองแนบสลิป QR PromptPay หน้าเว็บ</w:t>
             </w:r>
@@ -931,19 +1037,22 @@
           <w:tcPr>
             <w:tcW w:type="dxa" w:w="3120"/>
             <w:tcMar>
-              <w:top w:w="120" w:type="dxa"/>
-              <w:bottom w:w="120" w:type="dxa"/>
-              <w:left w:w="150" w:type="dxa"/>
-              <w:right w:w="150" w:type="dxa"/>
+              <w:top w:w="100" w:type="dxa"/>
+              <w:bottom w:w="100" w:type="dxa"/>
+              <w:left w:w="130" w:type="dxa"/>
+              <w:right w:w="130" w:type="dxa"/>
             </w:tcMar>
             <w:shd w:fill="FFFFFF"/>
           </w:tcPr>
           <w:p>
             <w:r>
               <w:rPr>
-                <w:rFonts w:ascii="Sarabun" w:hAnsi="Sarabun"/>
+                <w:rFonts w:ascii="TH Sarabun New" w:hAnsi="TH Sarabun New"/>
+                <w:b w:val="0"/>
+                <w:i w:val="0"/>
                 <w:color w:val="1E293B"/>
-                <w:sz w:val="19"/>
+                <w:sz w:val="27"/>
+                <w:rFonts w:ascii="TH Sarabun New" w:hAnsi="TH Sarabun New" w:cs="TH Sarabun New"/>
               </w:rPr>
               <w:t>**Google DeepMind Antigravity AI**&lt;br&gt;(27 กันยายน 2026)</w:t>
             </w:r>
@@ -953,19 +1062,22 @@
           <w:tcPr>
             <w:tcW w:type="dxa" w:w="3120"/>
             <w:tcMar>
-              <w:top w:w="120" w:type="dxa"/>
-              <w:bottom w:w="120" w:type="dxa"/>
-              <w:left w:w="150" w:type="dxa"/>
-              <w:right w:w="150" w:type="dxa"/>
+              <w:top w:w="100" w:type="dxa"/>
+              <w:bottom w:w="100" w:type="dxa"/>
+              <w:left w:w="130" w:type="dxa"/>
+              <w:right w:w="130" w:type="dxa"/>
             </w:tcMar>
             <w:shd w:fill="FFFFFF"/>
           </w:tcPr>
           <w:p>
             <w:r>
               <w:rPr>
-                <w:rFonts w:ascii="Sarabun" w:hAnsi="Sarabun"/>
+                <w:rFonts w:ascii="TH Sarabun New" w:hAnsi="TH Sarabun New"/>
+                <w:b w:val="0"/>
+                <w:i w:val="0"/>
                 <w:color w:val="1E293B"/>
-                <w:sz w:val="19"/>
+                <w:sz w:val="27"/>
+                <w:rFonts w:ascii="TH Sarabun New" w:hAnsi="TH Sarabun New" w:cs="TH Sarabun New"/>
               </w:rPr>
               <w:t>"พัฒนาระบบหลังบ้าน (Admin Portal) ตรวจสอบสลิปจำลอง อนุมัติออเดอร์ และแสดงผล 4 รายงานวิเคราะห์ SQL"</w:t>
             </w:r>
@@ -975,19 +1087,22 @@
           <w:tcPr>
             <w:tcW w:type="dxa" w:w="3120"/>
             <w:tcMar>
-              <w:top w:w="120" w:type="dxa"/>
-              <w:bottom w:w="120" w:type="dxa"/>
-              <w:left w:w="150" w:type="dxa"/>
-              <w:right w:w="150" w:type="dxa"/>
+              <w:top w:w="100" w:type="dxa"/>
+              <w:bottom w:w="100" w:type="dxa"/>
+              <w:left w:w="130" w:type="dxa"/>
+              <w:right w:w="130" w:type="dxa"/>
             </w:tcMar>
             <w:shd w:fill="FFFFFF"/>
           </w:tcPr>
           <w:p>
             <w:r>
               <w:rPr>
-                <w:rFonts w:ascii="Sarabun" w:hAnsi="Sarabun"/>
+                <w:rFonts w:ascii="TH Sarabun New" w:hAnsi="TH Sarabun New"/>
+                <w:b w:val="0"/>
+                <w:i w:val="0"/>
                 <w:color w:val="1E293B"/>
-                <w:sz w:val="19"/>
+                <w:sz w:val="27"/>
+                <w:rFonts w:ascii="TH Sarabun New" w:hAnsi="TH Sarabun New" w:cs="TH Sarabun New"/>
               </w:rPr>
               <w:t>**สิ่งที่นำมาใช้:** โค้ดหลังบ้าน `public/admin.html`, `admin.css`, `admin.js` พร้อมตารางตรวจสอบสลิปจำลอง และแท็บ Reports&lt;br&gt;**วิธีตรวจสอบ:** แอดมินคลิกเปิดดูรูปสลิปจำลอง, กดยืนยันออเดอร์ และสังเกตเห็นว่าปุ่มดาวน์โหลดฝั่งลูกค้าเปลี่ยนเป็นสีเขียวทันที</w:t>
             </w:r>
@@ -999,19 +1114,22 @@
           <w:tcPr>
             <w:tcW w:type="dxa" w:w="3120"/>
             <w:tcMar>
-              <w:top w:w="120" w:type="dxa"/>
-              <w:bottom w:w="120" w:type="dxa"/>
-              <w:left w:w="150" w:type="dxa"/>
-              <w:right w:w="150" w:type="dxa"/>
+              <w:top w:w="100" w:type="dxa"/>
+              <w:bottom w:w="100" w:type="dxa"/>
+              <w:left w:w="130" w:type="dxa"/>
+              <w:right w:w="130" w:type="dxa"/>
             </w:tcMar>
             <w:shd w:fill="F8FAFC"/>
           </w:tcPr>
           <w:p>
             <w:r>
               <w:rPr>
-                <w:rFonts w:ascii="Sarabun" w:hAnsi="Sarabun"/>
+                <w:rFonts w:ascii="TH Sarabun New" w:hAnsi="TH Sarabun New"/>
+                <w:b w:val="0"/>
+                <w:i w:val="0"/>
                 <w:color w:val="1E293B"/>
-                <w:sz w:val="19"/>
+                <w:sz w:val="27"/>
+                <w:rFonts w:ascii="TH Sarabun New" w:hAnsi="TH Sarabun New" w:cs="TH Sarabun New"/>
               </w:rPr>
               <w:t>**Google DeepMind Antigravity AI**&lt;br&gt;(27 กันยายน 2026)</w:t>
             </w:r>
@@ -1021,19 +1139,22 @@
           <w:tcPr>
             <w:tcW w:type="dxa" w:w="3120"/>
             <w:tcMar>
-              <w:top w:w="120" w:type="dxa"/>
-              <w:bottom w:w="120" w:type="dxa"/>
-              <w:left w:w="150" w:type="dxa"/>
-              <w:right w:w="150" w:type="dxa"/>
+              <w:top w:w="100" w:type="dxa"/>
+              <w:bottom w:w="100" w:type="dxa"/>
+              <w:left w:w="130" w:type="dxa"/>
+              <w:right w:w="130" w:type="dxa"/>
             </w:tcMar>
             <w:shd w:fill="F8FAFC"/>
           </w:tcPr>
           <w:p>
             <w:r>
               <w:rPr>
-                <w:rFonts w:ascii="Sarabun" w:hAnsi="Sarabun"/>
+                <w:rFonts w:ascii="TH Sarabun New" w:hAnsi="TH Sarabun New"/>
+                <w:b w:val="0"/>
+                <w:i w:val="0"/>
                 <w:color w:val="1E293B"/>
-                <w:sz w:val="19"/>
+                <w:sz w:val="27"/>
+                <w:rFonts w:ascii="TH Sarabun New" w:hAnsi="TH Sarabun New" w:cs="TH Sarabun New"/>
               </w:rPr>
               <w:t>"สร้างคำสั่ง SQL สำหรับ 4 รายงานวิเคราะห์สำคัญตามข้อ 4 และระบบส่งออกข้อมูลเป็น CSV"</w:t>
             </w:r>
@@ -1043,19 +1164,22 @@
           <w:tcPr>
             <w:tcW w:type="dxa" w:w="3120"/>
             <w:tcMar>
-              <w:top w:w="120" w:type="dxa"/>
-              <w:bottom w:w="120" w:type="dxa"/>
-              <w:left w:w="150" w:type="dxa"/>
-              <w:right w:w="150" w:type="dxa"/>
+              <w:top w:w="100" w:type="dxa"/>
+              <w:bottom w:w="100" w:type="dxa"/>
+              <w:left w:w="130" w:type="dxa"/>
+              <w:right w:w="130" w:type="dxa"/>
             </w:tcMar>
             <w:shd w:fill="F8FAFC"/>
           </w:tcPr>
           <w:p>
             <w:r>
               <w:rPr>
-                <w:rFonts w:ascii="Sarabun" w:hAnsi="Sarabun"/>
+                <w:rFonts w:ascii="TH Sarabun New" w:hAnsi="TH Sarabun New"/>
+                <w:b w:val="0"/>
+                <w:i w:val="0"/>
                 <w:color w:val="1E293B"/>
-                <w:sz w:val="19"/>
+                <w:sz w:val="27"/>
+                <w:rFonts w:ascii="TH Sarabun New" w:hAnsi="TH Sarabun New" w:cs="TH Sarabun New"/>
               </w:rPr>
               <w:t>**สิ่งที่นำมาใช้:** สคริปต์ `database/reports.sql` (JOIN, GROUP BY, SUM, COUNT, strftime, % Market Share) และฟังก์ชัน Export CSV&lt;br&gt;**วิธีตรวจสอบ:** นำผลลัพธ์ตัวเลขที่คำนวณได้มาเทียบกับยอดจริงในตาราง `orders` และทดสอบเปิดไฟล์ CSV ใน Excel พบว่าภาษาไทยแสดงผลถูกต้อง (UTF-8 BOM)</w:t>
             </w:r>
@@ -1067,19 +1191,22 @@
           <w:tcPr>
             <w:tcW w:type="dxa" w:w="3120"/>
             <w:tcMar>
-              <w:top w:w="120" w:type="dxa"/>
-              <w:bottom w:w="120" w:type="dxa"/>
-              <w:left w:w="150" w:type="dxa"/>
-              <w:right w:w="150" w:type="dxa"/>
+              <w:top w:w="100" w:type="dxa"/>
+              <w:bottom w:w="100" w:type="dxa"/>
+              <w:left w:w="130" w:type="dxa"/>
+              <w:right w:w="130" w:type="dxa"/>
             </w:tcMar>
             <w:shd w:fill="FFFFFF"/>
           </w:tcPr>
           <w:p>
             <w:r>
               <w:rPr>
-                <w:rFonts w:ascii="Sarabun" w:hAnsi="Sarabun"/>
+                <w:rFonts w:ascii="TH Sarabun New" w:hAnsi="TH Sarabun New"/>
+                <w:b w:val="0"/>
+                <w:i w:val="0"/>
                 <w:color w:val="1E293B"/>
-                <w:sz w:val="19"/>
+                <w:sz w:val="27"/>
+                <w:rFonts w:ascii="TH Sarabun New" w:hAnsi="TH Sarabun New" w:cs="TH Sarabun New"/>
               </w:rPr>
               <w:t>**Google DeepMind Antigravity AI**&lt;br&gt;(27 กันยายน 2026)</w:t>
             </w:r>
@@ -1089,19 +1216,22 @@
           <w:tcPr>
             <w:tcW w:type="dxa" w:w="3120"/>
             <w:tcMar>
-              <w:top w:w="120" w:type="dxa"/>
-              <w:bottom w:w="120" w:type="dxa"/>
-              <w:left w:w="150" w:type="dxa"/>
-              <w:right w:w="150" w:type="dxa"/>
+              <w:top w:w="100" w:type="dxa"/>
+              <w:bottom w:w="100" w:type="dxa"/>
+              <w:left w:w="130" w:type="dxa"/>
+              <w:right w:w="130" w:type="dxa"/>
             </w:tcMar>
             <w:shd w:fill="FFFFFF"/>
           </w:tcPr>
           <w:p>
             <w:r>
               <w:rPr>
-                <w:rFonts w:ascii="Sarabun" w:hAnsi="Sarabun"/>
+                <w:rFonts w:ascii="TH Sarabun New" w:hAnsi="TH Sarabun New"/>
+                <w:b w:val="0"/>
+                <w:i w:val="0"/>
                 <w:color w:val="1E293B"/>
-                <w:sz w:val="19"/>
+                <w:sz w:val="27"/>
+                <w:rFonts w:ascii="TH Sarabun New" w:hAnsi="TH Sarabun New" w:cs="TH Sarabun New"/>
               </w:rPr>
               <w:t>"เตรียมข้อมูลทดสอบ 4 มิติ และสร้างชุดทดสอบอัตโนมัติ 10 Test Cases ตามข้อ 6 (ครอบคลุม Happy Paths และ Constraints)"</w:t>
             </w:r>
@@ -1111,19 +1241,22 @@
           <w:tcPr>
             <w:tcW w:type="dxa" w:w="3120"/>
             <w:tcMar>
-              <w:top w:w="120" w:type="dxa"/>
-              <w:bottom w:w="120" w:type="dxa"/>
-              <w:left w:w="150" w:type="dxa"/>
-              <w:right w:w="150" w:type="dxa"/>
+              <w:top w:w="100" w:type="dxa"/>
+              <w:bottom w:w="100" w:type="dxa"/>
+              <w:left w:w="130" w:type="dxa"/>
+              <w:right w:w="130" w:type="dxa"/>
             </w:tcMar>
             <w:shd w:fill="FFFFFF"/>
           </w:tcPr>
           <w:p>
             <w:r>
               <w:rPr>
-                <w:rFonts w:ascii="Sarabun" w:hAnsi="Sarabun"/>
+                <w:rFonts w:ascii="TH Sarabun New" w:hAnsi="TH Sarabun New"/>
+                <w:b w:val="0"/>
+                <w:i w:val="0"/>
                 <w:color w:val="1E293B"/>
-                <w:sz w:val="19"/>
+                <w:sz w:val="27"/>
+                <w:rFonts w:ascii="TH Sarabun New" w:hAnsi="TH Sarabun New" w:cs="TH Sarabun New"/>
               </w:rPr>
               <w:t>**สิ่งที่นำมาใช้:** เอกสาร `docs/04_TEST_CASES.md` (10 กรณี) และชุดทดสอบอัตโนมัติ `tests/run_tests.js` (คำสั่ง `npm test`)&lt;br&gt;**วิธีตรวจสอบ:** สั่งรันคำสั่ง `npm test` ผลลัพธ์ผ่านครบ 10/10 PASS โดยระบบสกัดกั้นข้อมูลผิดรูปแบบ (ราคาติดลบ, ชื่อซ้ำ, แอบดาวน์โหลด) ได้อย่างสมบูรณ์</w:t>
             </w:r>
@@ -1135,19 +1268,22 @@
           <w:tcPr>
             <w:tcW w:type="dxa" w:w="3120"/>
             <w:tcMar>
-              <w:top w:w="120" w:type="dxa"/>
-              <w:bottom w:w="120" w:type="dxa"/>
-              <w:left w:w="150" w:type="dxa"/>
-              <w:right w:w="150" w:type="dxa"/>
+              <w:top w:w="100" w:type="dxa"/>
+              <w:bottom w:w="100" w:type="dxa"/>
+              <w:left w:w="130" w:type="dxa"/>
+              <w:right w:w="130" w:type="dxa"/>
             </w:tcMar>
             <w:shd w:fill="F8FAFC"/>
           </w:tcPr>
           <w:p>
             <w:r>
               <w:rPr>
-                <w:rFonts w:ascii="Sarabun" w:hAnsi="Sarabun"/>
+                <w:rFonts w:ascii="TH Sarabun New" w:hAnsi="TH Sarabun New"/>
+                <w:b w:val="0"/>
+                <w:i w:val="0"/>
                 <w:color w:val="1E293B"/>
-                <w:sz w:val="19"/>
+                <w:sz w:val="27"/>
+                <w:rFonts w:ascii="TH Sarabun New" w:hAnsi="TH Sarabun New" w:cs="TH Sarabun New"/>
               </w:rPr>
               <w:t>**Google DeepMind Antigravity AI**&lt;br&gt;(27 กันยายน 2026)</w:t>
             </w:r>
@@ -1157,19 +1293,22 @@
           <w:tcPr>
             <w:tcW w:type="dxa" w:w="3120"/>
             <w:tcMar>
-              <w:top w:w="120" w:type="dxa"/>
-              <w:bottom w:w="120" w:type="dxa"/>
-              <w:left w:w="150" w:type="dxa"/>
-              <w:right w:w="150" w:type="dxa"/>
+              <w:top w:w="100" w:type="dxa"/>
+              <w:bottom w:w="100" w:type="dxa"/>
+              <w:left w:w="130" w:type="dxa"/>
+              <w:right w:w="130" w:type="dxa"/>
             </w:tcMar>
             <w:shd w:fill="F8FAFC"/>
           </w:tcPr>
           <w:p>
             <w:r>
               <w:rPr>
-                <w:rFonts w:ascii="Sarabun" w:hAnsi="Sarabun"/>
+                <w:rFonts w:ascii="TH Sarabun New" w:hAnsi="TH Sarabun New"/>
+                <w:b w:val="0"/>
+                <w:i w:val="0"/>
                 <w:color w:val="1E293B"/>
-                <w:sz w:val="19"/>
+                <w:sz w:val="27"/>
+                <w:rFonts w:ascii="TH Sarabun New" w:hAnsi="TH Sarabun New" w:cs="TH Sarabun New"/>
               </w:rPr>
               <w:t>"แก้ไขปัญหา Express 5 Routing PathError: Missing parameter name at index 1: *"</w:t>
             </w:r>
@@ -1179,19 +1318,22 @@
           <w:tcPr>
             <w:tcW w:type="dxa" w:w="3120"/>
             <w:tcMar>
-              <w:top w:w="120" w:type="dxa"/>
-              <w:bottom w:w="120" w:type="dxa"/>
-              <w:left w:w="150" w:type="dxa"/>
-              <w:right w:w="150" w:type="dxa"/>
+              <w:top w:w="100" w:type="dxa"/>
+              <w:bottom w:w="100" w:type="dxa"/>
+              <w:left w:w="130" w:type="dxa"/>
+              <w:right w:w="130" w:type="dxa"/>
             </w:tcMar>
             <w:shd w:fill="F8FAFC"/>
           </w:tcPr>
           <w:p>
             <w:r>
               <w:rPr>
-                <w:rFonts w:ascii="Sarabun" w:hAnsi="Sarabun"/>
+                <w:rFonts w:ascii="TH Sarabun New" w:hAnsi="TH Sarabun New"/>
+                <w:b w:val="0"/>
+                <w:i w:val="0"/>
                 <w:color w:val="1E293B"/>
-                <w:sz w:val="19"/>
+                <w:sz w:val="27"/>
+                <w:rFonts w:ascii="TH Sarabun New" w:hAnsi="TH Sarabun New" w:cs="TH Sarabun New"/>
               </w:rPr>
               <w:t>**สิ่งที่นำมาใช้:** คำแนะนำการปรับปรุง Express 5 SPA Fallback จาก `app.get('*')` เป็น `app.use((req, res) =&gt; res.sendFile(...))`&lt;br&gt;**วิธีตรวจสอบ:** รีสตาร์ทเซิร์ฟเวอร์และทดสอบเปิดหน้าเว็บทั้งหน้าร้านและหลังบ้าน สามารถเปิดได้ลื่นไหล ไม่มี Crash</w:t>
             </w:r>
@@ -1203,19 +1345,22 @@
           <w:tcPr>
             <w:tcW w:type="dxa" w:w="3120"/>
             <w:tcMar>
-              <w:top w:w="120" w:type="dxa"/>
-              <w:bottom w:w="120" w:type="dxa"/>
-              <w:left w:w="150" w:type="dxa"/>
-              <w:right w:w="150" w:type="dxa"/>
+              <w:top w:w="100" w:type="dxa"/>
+              <w:bottom w:w="100" w:type="dxa"/>
+              <w:left w:w="130" w:type="dxa"/>
+              <w:right w:w="130" w:type="dxa"/>
             </w:tcMar>
             <w:shd w:fill="FFFFFF"/>
           </w:tcPr>
           <w:p>
             <w:r>
               <w:rPr>
-                <w:rFonts w:ascii="Sarabun" w:hAnsi="Sarabun"/>
+                <w:rFonts w:ascii="TH Sarabun New" w:hAnsi="TH Sarabun New"/>
+                <w:b w:val="0"/>
+                <w:i w:val="0"/>
                 <w:color w:val="1E293B"/>
-                <w:sz w:val="19"/>
+                <w:sz w:val="27"/>
+                <w:rFonts w:ascii="TH Sarabun New" w:hAnsi="TH Sarabun New" w:cs="TH Sarabun New"/>
               </w:rPr>
               <w:t>**Google DeepMind Antigravity AI**&lt;br&gt;(27 กันยายน 2026)</w:t>
             </w:r>
@@ -1225,19 +1370,22 @@
           <w:tcPr>
             <w:tcW w:type="dxa" w:w="3120"/>
             <w:tcMar>
-              <w:top w:w="120" w:type="dxa"/>
-              <w:bottom w:w="120" w:type="dxa"/>
-              <w:left w:w="150" w:type="dxa"/>
-              <w:right w:w="150" w:type="dxa"/>
+              <w:top w:w="100" w:type="dxa"/>
+              <w:bottom w:w="100" w:type="dxa"/>
+              <w:left w:w="130" w:type="dxa"/>
+              <w:right w:w="130" w:type="dxa"/>
             </w:tcMar>
             <w:shd w:fill="FFFFFF"/>
           </w:tcPr>
           <w:p>
             <w:r>
               <w:rPr>
-                <w:rFonts w:ascii="Sarabun" w:hAnsi="Sarabun"/>
+                <w:rFonts w:ascii="TH Sarabun New" w:hAnsi="TH Sarabun New"/>
+                <w:b w:val="0"/>
+                <w:i w:val="0"/>
                 <w:color w:val="1E293B"/>
-                <w:sz w:val="19"/>
+                <w:sz w:val="27"/>
+                <w:rFonts w:ascii="TH Sarabun New" w:hAnsi="TH Sarabun New" w:cs="TH Sarabun New"/>
               </w:rPr>
               <w:t>"จัดทำเอกสารรูปเล่มรายงานฉบับสมบูรณ์ (Master Project Report) รวบรวมทุกบทตามข้อกำหนด"</w:t>
             </w:r>
@@ -1247,19 +1395,22 @@
           <w:tcPr>
             <w:tcW w:type="dxa" w:w="3120"/>
             <w:tcMar>
-              <w:top w:w="120" w:type="dxa"/>
-              <w:bottom w:w="120" w:type="dxa"/>
-              <w:left w:w="150" w:type="dxa"/>
-              <w:right w:w="150" w:type="dxa"/>
+              <w:top w:w="100" w:type="dxa"/>
+              <w:bottom w:w="100" w:type="dxa"/>
+              <w:left w:w="130" w:type="dxa"/>
+              <w:right w:w="130" w:type="dxa"/>
             </w:tcMar>
             <w:shd w:fill="FFFFFF"/>
           </w:tcPr>
           <w:p>
             <w:r>
               <w:rPr>
-                <w:rFonts w:ascii="Sarabun" w:hAnsi="Sarabun"/>
+                <w:rFonts w:ascii="TH Sarabun New" w:hAnsi="TH Sarabun New"/>
+                <w:b w:val="0"/>
+                <w:i w:val="0"/>
                 <w:color w:val="1E293B"/>
-                <w:sz w:val="19"/>
+                <w:sz w:val="27"/>
+                <w:rFonts w:ascii="TH Sarabun New" w:hAnsi="TH Sarabun New" w:cs="TH Sarabun New"/>
               </w:rPr>
               <w:t>**สิ่งที่นำมาใช้:** โครงร่างเอกสารเล่มรายงาน 6 บท + ภาคผนวก ใน `docs/FINAL_PROJECT_REPORT.md`&lt;br&gt;**วิธีตรวจสอบ:** สมาชิกทั้งสองคนอ่านทบทวนเนื้อหาทุกบท ปรับปรุงคำศัพท์ และใส่ตัวเลขสถิติจากการรันจริง</w:t>
             </w:r>
@@ -1269,17 +1420,17 @@
     </w:tbl>
     <w:p>
       <w:pPr>
-        <w:spacing w:after="120"/>
+        <w:spacing w:after="80"/>
       </w:pPr>
     </w:p>
     <w:p>
       <w:pPr>
-        <w:spacing w:before="120" w:after="120"/>
+        <w:spacing w:before="80" w:after="80"/>
       </w:pPr>
       <w:r>
         <w:rPr>
           <w:color w:val="CBD5E1"/>
-          <w:sz w:val="18"/>
+          <w:sz w:val="16"/>
         </w:rPr>
         <w:t>__________________________________________________________________________</w:t>
       </w:r>
@@ -1291,23 +1442,28 @@
       </w:pPr>
       <w:r>
         <w:rPr>
-          <w:rFonts w:ascii="Sarabun" w:hAnsi="Sarabun"/>
+          <w:rFonts w:ascii="TH Sarabun New" w:hAnsi="TH Sarabun New"/>
           <w:b/>
+          <w:i w:val="0"/>
           <w:color w:val="256333"/>
-          <w:sz w:val="26"/>
+          <w:sz w:val="32"/>
+          <w:rFonts w:ascii="TH Sarabun New" w:hAnsi="TH Sarabun New" w:cs="TH Sarabun New"/>
         </w:rPr>
         <w:t>🛡️ การยืนยันความปลอดภัยและความถูกต้อง (Compliance Statement)</w:t>
       </w:r>
     </w:p>
     <w:p>
       <w:pPr>
-        <w:spacing w:after="120" w:line="300" w:lineRule="auto"/>
+        <w:spacing w:after="80" w:line="288" w:lineRule="auto"/>
       </w:pPr>
       <w:r>
         <w:rPr>
-          <w:rFonts w:ascii="Sarabun" w:hAnsi="Sarabun"/>
+          <w:rFonts w:ascii="TH Sarabun New" w:hAnsi="TH Sarabun New"/>
+          <w:b w:val="0"/>
+          <w:i w:val="0"/>
           <w:color w:val="1E293B"/>
-          <w:sz w:val="22"/>
+          <w:sz w:val="32"/>
+          <w:rFonts w:ascii="TH Sarabun New" w:hAnsi="TH Sarabun New" w:cs="TH Sarabun New"/>
         </w:rPr>
         <w:t>สมาชิกกลุ่มขอรับรองว่า:</w:t>
       </w:r>
@@ -1315,13 +1471,16 @@
     <w:p>
       <w:pPr>
         <w:pStyle w:val="ListNumber"/>
-        <w:spacing w:after="60"/>
+        <w:spacing w:after="40"/>
       </w:pPr>
       <w:r>
         <w:rPr>
-          <w:rFonts w:ascii="Sarabun" w:hAnsi="Sarabun"/>
+          <w:rFonts w:ascii="TH Sarabun New" w:hAnsi="TH Sarabun New"/>
+          <w:b w:val="0"/>
+          <w:i w:val="0"/>
           <w:color w:val="1E293B"/>
-          <w:sz w:val="21"/>
+          <w:sz w:val="32"/>
+          <w:rFonts w:ascii="TH Sarabun New" w:hAnsi="TH Sarabun New" w:cs="TH Sarabun New"/>
         </w:rPr>
         <w:t>ไม่มีการคัดลอกโค้ดโดยไม่อ่าน: โค้ดทั้งหมด สมาชิกกลุ่มได้ศึกษาการทำงาน ทดสอบรัน และสามารถอธิบายที่มาของทุกคำสั่งได้ด้วยตนเอง</w:t>
       </w:r>
@@ -1329,13 +1488,16 @@
     <w:p>
       <w:pPr>
         <w:pStyle w:val="ListNumber"/>
-        <w:spacing w:after="60"/>
+        <w:spacing w:after="40"/>
       </w:pPr>
       <w:r>
         <w:rPr>
-          <w:rFonts w:ascii="Sarabun" w:hAnsi="Sarabun"/>
+          <w:rFonts w:ascii="TH Sarabun New" w:hAnsi="TH Sarabun New"/>
+          <w:b w:val="0"/>
+          <w:i w:val="0"/>
           <w:color w:val="1E293B"/>
-          <w:sz w:val="21"/>
+          <w:sz w:val="32"/>
+          <w:rFonts w:ascii="TH Sarabun New" w:hAnsi="TH Sarabun New" w:cs="TH Sarabun New"/>
         </w:rPr>
         <w:t>ไม่มีข้อมูลส่วนบุคคลจริง: ข้อมูลบัญชีผู้ใช้, อีเมล, หมายเลขโทรศัพท์ และรูปภาพสลิปทั้งหมดเป็น Mock Data ที่สร้างขึ้นสำหรับโครงงานนี้โดยเฉพาะ</w:t>
       </w:r>
@@ -1343,13 +1505,16 @@
     <w:p>
       <w:pPr>
         <w:pStyle w:val="ListNumber"/>
-        <w:spacing w:after="60"/>
+        <w:spacing w:after="40"/>
       </w:pPr>
       <w:r>
         <w:rPr>
-          <w:rFonts w:ascii="Sarabun" w:hAnsi="Sarabun"/>
+          <w:rFonts w:ascii="TH Sarabun New" w:hAnsi="TH Sarabun New"/>
+          <w:b w:val="0"/>
+          <w:i w:val="0"/>
           <w:color w:val="1E293B"/>
-          <w:sz w:val="21"/>
+          <w:sz w:val="32"/>
+          <w:rFonts w:ascii="TH Sarabun New" w:hAnsi="TH Sarabun New" w:cs="TH Sarabun New"/>
         </w:rPr>
         <w:t>ไม่มีการละเมิดลิขสิทธิ์: ภาพปกหนังสือ E-Book และเนื้อหาตัวอย่างไฟล์ PDF ถูกสร้างขึ้นใหม่ในระบบ ไม่มีไฟล์ละเมิดลิขสิทธิ์ใดๆ</w:t>
       </w:r>
